--- a/manuscripts/p5-apjm-china/manuscript_p5_v1.docx
+++ b/manuscripts/p5-apjm-china/manuscript_p5_v1.docx
@@ -519,7 +519,7 @@
       </w:r>
     </w:p>
     <w:bookmarkEnd w:id="21"/>
-    <w:bookmarkStart w:id="26" w:name="theory-and-hypotheses"/>
+    <w:bookmarkStart w:id="30" w:name="theory-and-hypotheses"/>
     <w:p>
       <w:pPr>
         <w:pStyle w:val="Heading1"/>
@@ -756,6 +756,97 @@
       </w:r>
       <w:r>
         <w:t xml:space="preserve">Higher digital adoption is positively associated with firm performance among Chinese manufacturing SMEs.</w:t>
+      </w:r>
+    </w:p>
+    <w:bookmarkEnd w:id="25"/>
+    <w:bookmarkStart w:id="29" w:name="conceptual-model"/>
+    <w:p>
+      <w:pPr>
+        <w:pStyle w:val="Heading2"/>
+      </w:pPr>
+      <w:r>
+        <w:t xml:space="preserve">2.5 Conceptual model</w:t>
+      </w:r>
+    </w:p>
+    <w:p>
+      <w:pPr>
+        <w:pStyle w:val="FirstParagraph"/>
+      </w:pPr>
+      <w:r>
+        <w:t xml:space="preserve">Figure 1 summarises the conceptual model and the role each construct plays in the analysis. The internationalization–performance relationship is captured by the two FSTS terms (linear and squared) flowing into log labour productivity, with H1 predicting the inverted‑U curvature and H2 anchored as a stability annotation that links the curvature finding across waves. Working‑capital condition (H3) is shown as a dashed block to signal its secondary, exploratory role: the present paper does not test the working‑capital channel as the central mechanism but instead treats it as a theoretically grounded conditioner of the post‑threshold downturn whose direct identification awaits richer financial microdata. Technological capability (H4a) and digital adoption (H4b) enter the model as direct level‑shift conditions on labour productivity rather than as alternative explanations of curvature. Controls flow into the outcome through a separate path. The visual hierarchy of Figure 1 — solid arrows for primary directional hypotheses, a dashed arrow for the exploratory H3 conditioning, and a dotted double‑headed link from the H1 curvature to the H2 stability annotation — reflects the architectural priority of the paper.</w:t>
+      </w:r>
+    </w:p>
+    <w:p>
+      <w:pPr>
+        <w:pStyle w:val="CaptionedFigure"/>
+      </w:pPr>
+      <w:r>
+        <w:drawing>
+          <wp:inline>
+            <wp:extent cx="5334000" cy="3395206"/>
+            <wp:effectExtent b="0" l="0" r="0" t="0"/>
+            <wp:docPr descr="Figure 1. Conceptual model." title="" id="27" name="Picture"/>
+            <a:graphic>
+              <a:graphicData uri="http://schemas.openxmlformats.org/drawingml/2006/picture">
+                <pic:pic>
+                  <pic:nvPicPr>
+                    <pic:cNvPr descr="figures/figure_1_conceptual_model.png" id="28" name="Picture"/>
+                    <pic:cNvPicPr>
+                      <a:picLocks noChangeArrowheads="1" noChangeAspect="1"/>
+                    </pic:cNvPicPr>
+                  </pic:nvPicPr>
+                  <pic:blipFill>
+                    <a:blip r:embed="rId26"/>
+                    <a:stretch>
+                      <a:fillRect/>
+                    </a:stretch>
+                  </pic:blipFill>
+                  <pic:spPr bwMode="auto">
+                    <a:xfrm>
+                      <a:off x="0" y="0"/>
+                      <a:ext cx="5334000" cy="3395206"/>
+                    </a:xfrm>
+                    <a:prstGeom prst="rect">
+                      <a:avLst/>
+                    </a:prstGeom>
+                    <a:noFill/>
+                    <a:ln w="9525">
+                      <a:noFill/>
+                      <a:headEnd/>
+                      <a:tailEnd/>
+                    </a:ln>
+                  </pic:spPr>
+                </pic:pic>
+              </a:graphicData>
+            </a:graphic>
+          </wp:inline>
+        </w:drawing>
+      </w:r>
+    </w:p>
+    <w:p>
+      <w:pPr>
+        <w:pStyle w:val="ImageCaption"/>
+      </w:pPr>
+      <w:r>
+        <w:t xml:space="preserve">Figure 1. Conceptual model.</w:t>
+      </w:r>
+    </w:p>
+    <w:p>
+      <w:pPr>
+        <w:pStyle w:val="BodyText"/>
+      </w:pPr>
+      <w:r>
+        <w:rPr>
+          <w:bCs/>
+          <w:b/>
+        </w:rPr>
+        <w:t xml:space="preserve">Figure 1.</w:t>
+      </w:r>
+      <w:r>
+        <w:t xml:space="preserve"> </w:t>
+      </w:r>
+      <w:r>
+        <w:t xml:space="preserve">Conceptual model for P5: threshold stability and bounded internationalization–performance for Chinese manufacturing SMEs. Boxes denote firm‑level constructs (export intensity, FSTS²; technological capability TCI; digital adoption DAI; controls; outcome ln(LP)) and a dashed working‑capital block aggregating the three Plan B1 proxy blocks (liquidity access, financing structure, access‑to‑finance obstacle). Solid arrows mark the four directional hypotheses (H1 inverted‑U curvature; H4a TCI level shift; H4b DAI level shift); the dashed arrow indicates the exploratory H3 post‑threshold conditioning; the dotted double‑headed link visualises the H2 cross‑wave stability annotation evaluated by the Paternoster (1998) z‑test in §4.3.</w:t>
       </w:r>
     </w:p>
     <w:p>
@@ -765,9 +856,9 @@
         </w:pict>
       </w:r>
     </w:p>
-    <w:bookmarkEnd w:id="25"/>
-    <w:bookmarkEnd w:id="26"/>
-    <w:bookmarkStart w:id="32" w:name="data-and-methods"/>
+    <w:bookmarkEnd w:id="29"/>
+    <w:bookmarkEnd w:id="30"/>
+    <w:bookmarkStart w:id="36" w:name="data-and-methods"/>
     <w:p>
       <w:pPr>
         <w:pStyle w:val="Heading1"/>
@@ -776,7 +867,7 @@
         <w:t xml:space="preserve">3. Data and Methods</w:t>
       </w:r>
     </w:p>
-    <w:bookmarkStart w:id="28" w:name="data"/>
+    <w:bookmarkStart w:id="32" w:name="data"/>
     <w:p>
       <w:pPr>
         <w:pStyle w:val="Heading2"/>
@@ -833,7 +924,7 @@
       <w:r>
         <w:t xml:space="preserve"> </w:t>
       </w:r>
-      <w:hyperlink r:id="rId27">
+      <w:hyperlink r:id="rId31">
         <w:r>
           <w:rPr>
             <w:rStyle w:val="Hyperlink"/>
@@ -863,8 +954,8 @@
         <w:t xml:space="preserve">files to third parties (including journals); accordingly, the replication package accompanying this manuscript references the WBES download endpoint rather than redistributing the data. Source: World Bank Enterprise Surveys, www.enterprisesurveys.org.</w:t>
       </w:r>
     </w:p>
-    <w:bookmarkEnd w:id="28"/>
-    <w:bookmarkStart w:id="29" w:name="variables"/>
+    <w:bookmarkEnd w:id="32"/>
+    <w:bookmarkStart w:id="33" w:name="variables"/>
     <w:p>
       <w:pPr>
         <w:pStyle w:val="Heading2"/>
@@ -1408,8 +1499,8 @@
         <w:t xml:space="preserve">for refusal in many items. These codes are treated as missing in the present analysis, restoring methodological alignment with the WBES codebook guidance. Sample sizes in the present paper are therefore smaller than in some earlier replication tables that retained these codes as numeric data; coefficients differ correspondingly in magnitude across that comparison, but the principal threshold result is direction‑preserving.</w:t>
       </w:r>
     </w:p>
-    <w:bookmarkEnd w:id="29"/>
-    <w:bookmarkStart w:id="30" w:name="estimation"/>
+    <w:bookmarkEnd w:id="33"/>
+    <w:bookmarkStart w:id="34" w:name="estimation"/>
     <w:p>
       <w:pPr>
         <w:pStyle w:val="Heading2"/>
@@ -1492,8 +1583,8 @@
         <w:t xml:space="preserve">, consistent with the inferential limits of repeated‑cross‑section data: in the absence of within‑firm panel structure we cannot identify causal effects within firms, only the cross‑sectional contemporaneous association between predictors and outcomes (Antonakis et al., 2010; Shaver, 2020).</w:t>
       </w:r>
     </w:p>
-    <w:bookmarkEnd w:id="30"/>
-    <w:bookmarkStart w:id="31" w:name="Xa25e2a2cdd79e96c4e0f09e817d617fe3a5e905"/>
+    <w:bookmarkEnd w:id="34"/>
+    <w:bookmarkStart w:id="35" w:name="Xa25e2a2cdd79e96c4e0f09e817d617fe3a5e905"/>
     <w:p>
       <w:pPr>
         <w:pStyle w:val="Heading2"/>
@@ -1525,9 +1616,9 @@
         </w:pict>
       </w:r>
     </w:p>
-    <w:bookmarkEnd w:id="31"/>
-    <w:bookmarkEnd w:id="32"/>
-    <w:bookmarkStart w:id="48" w:name="results"/>
+    <w:bookmarkEnd w:id="35"/>
+    <w:bookmarkEnd w:id="36"/>
+    <w:bookmarkStart w:id="52" w:name="results"/>
     <w:p>
       <w:pPr>
         <w:pStyle w:val="Heading1"/>
@@ -1536,7 +1627,7 @@
         <w:t xml:space="preserve">4. Results</w:t>
       </w:r>
     </w:p>
-    <w:bookmarkStart w:id="33" w:name="descriptive-statistics"/>
+    <w:bookmarkStart w:id="37" w:name="descriptive-statistics"/>
     <w:p>
       <w:pPr>
         <w:pStyle w:val="Heading2"/>
@@ -1562,8 +1653,8 @@
         <w:t xml:space="preserve">) is 4.31 in 2012 and 4.18 in 2024; mean firm age is 13.5 and 17.8 years respectively, reflecting the maturation of the Chinese manufacturing exporter cohort over the 12‑year window. The within‑wave correlation between TCI_full and DAI_thin is 0.43 in 2012 and 0.41 in 2024, large enough to warrant the construct‑separation argument in §2 but small enough to permit independent identification in joint specifications.</w:t>
       </w:r>
     </w:p>
-    <w:bookmarkEnd w:id="33"/>
-    <w:bookmarkStart w:id="37" w:name="X7c5fbe2bef87b8ab26d3a9e5975e314d4f9b749"/>
+    <w:bookmarkEnd w:id="37"/>
+    <w:bookmarkStart w:id="41" w:name="X7c5fbe2bef87b8ab26d3a9e5975e314d4f9b749"/>
     <w:p>
       <w:pPr>
         <w:pStyle w:val="Heading2"/>
@@ -1758,7 +1849,7 @@
         <w:t xml:space="preserve"> </w:t>
       </w:r>
       <w:r>
-        <w:t xml:space="preserve">(CI [42.7 %, 55.1 %]). These point estimates are remarkably similar across waves; the wider CI in 2024 reflects the smaller exporter share in that wave rather than a different underlying threshold. Figure 1 displays the three turning‑point estimates with their 95 % confidence intervals.</w:t>
+        <w:t xml:space="preserve">(CI [42.7 %, 55.1 %]). These point estimates are remarkably similar across waves; the wider CI in 2024 reflects the smaller exporter share in that wave rather than a different underlying threshold. Figure 2 displays the three turning‑point estimates with their 95 % confidence intervals.</w:t>
       </w:r>
     </w:p>
     <w:p>
@@ -1770,18 +1861,18 @@
           <wp:inline>
             <wp:extent cx="5334000" cy="3249614"/>
             <wp:effectExtent b="0" l="0" r="0" t="0"/>
-            <wp:docPr descr="Figure 1. Stable export-intensity threshold across waves." title="" id="35" name="Picture"/>
+            <wp:docPr descr="Figure 2. Stable export-intensity threshold across waves." title="" id="39" name="Picture"/>
             <a:graphic>
               <a:graphicData uri="http://schemas.openxmlformats.org/drawingml/2006/picture">
                 <pic:pic>
                   <pic:nvPicPr>
-                    <pic:cNvPr descr="figures/figure_1_threshold_stability.png" id="36" name="Picture"/>
+                    <pic:cNvPr descr="figures/figure_2_threshold_stability.png" id="40" name="Picture"/>
                     <pic:cNvPicPr>
                       <a:picLocks noChangeArrowheads="1" noChangeAspect="1"/>
                     </pic:cNvPicPr>
                   </pic:nvPicPr>
                   <pic:blipFill>
-                    <a:blip r:embed="rId34"/>
+                    <a:blip r:embed="rId38"/>
                     <a:stretch>
                       <a:fillRect/>
                     </a:stretch>
@@ -1813,7 +1904,7 @@
         <w:pStyle w:val="ImageCaption"/>
       </w:pPr>
       <w:r>
-        <w:t xml:space="preserve">Figure 1. Stable export-intensity threshold across waves.</w:t>
+        <w:t xml:space="preserve">Figure 2. Stable export-intensity threshold across waves.</w:t>
       </w:r>
     </w:p>
     <w:p>
@@ -1825,7 +1916,7 @@
           <w:bCs/>
           <w:b/>
         </w:rPr>
-        <w:t xml:space="preserve">Figure 1.</w:t>
+        <w:t xml:space="preserve">Figure 2.</w:t>
       </w:r>
       <w:r>
         <w:t xml:space="preserve"> </w:t>
@@ -1846,8 +1937,8 @@
         <w:t xml:space="preserve">; vertical bars are 95 % confidence intervals derived via the delta method. The annotation reports the Paternoster (1998) cross‑wave z‑tests for the linear and squared export‑intensity coefficients.</w:t>
       </w:r>
     </w:p>
-    <w:bookmarkEnd w:id="37"/>
-    <w:bookmarkStart w:id="41" w:name="Xe2f6928759f80249b45c7b9cef94ec773043593"/>
+    <w:bookmarkEnd w:id="41"/>
+    <w:bookmarkStart w:id="45" w:name="Xe2f6928759f80249b45c7b9cef94ec773043593"/>
     <w:p>
       <w:pPr>
         <w:pStyle w:val="Heading2"/>
@@ -1925,7 +2016,7 @@
         <w:t xml:space="preserve"> </w:t>
       </w:r>
       <w:r>
-        <w:t xml:space="preserve">= .483. Both are well within the range that the null of cross‑wave parameter equality can sustain. Combined with the tight overlap of the turning‑point CIs in Figure 1 and the closeness of the point estimates in the threshold table, this constitutes evidence that the export‑intensity threshold for Chinese manufacturing SMEs is structurally stable across the 2012 and 2024 China waves. Figure 2 overlays the predicted internationalization–performance curves for the two waves.</w:t>
+        <w:t xml:space="preserve">= .483. Both are well within the range that the null of cross‑wave parameter equality can sustain. Combined with the tight overlap of the turning‑point CIs in Figure 2 and the closeness of the point estimates in the threshold table, this constitutes evidence that the export‑intensity threshold for Chinese manufacturing SMEs is structurally stable across the 2012 and 2024 China waves. Figure 3 overlays the predicted internationalization–performance curves for the two waves.</w:t>
       </w:r>
     </w:p>
     <w:p>
@@ -1937,18 +2028,18 @@
           <wp:inline>
             <wp:extent cx="5334000" cy="3106475"/>
             <wp:effectExtent b="0" l="0" r="0" t="0"/>
-            <wp:docPr descr="Figure 2. Predicted I-P curves overlay 2012 vs 2024." title="" id="39" name="Picture"/>
+            <wp:docPr descr="Figure 3. Predicted I-P curves overlay 2012 vs 2024." title="" id="43" name="Picture"/>
             <a:graphic>
               <a:graphicData uri="http://schemas.openxmlformats.org/drawingml/2006/picture">
                 <pic:pic>
                   <pic:nvPicPr>
-                    <pic:cNvPr descr="figures/figure_2_ip_curves_overlay.png" id="40" name="Picture"/>
+                    <pic:cNvPr descr="figures/figure_3_ip_curves_overlay.png" id="44" name="Picture"/>
                     <pic:cNvPicPr>
                       <a:picLocks noChangeArrowheads="1" noChangeAspect="1"/>
                     </pic:cNvPicPr>
                   </pic:nvPicPr>
                   <pic:blipFill>
-                    <a:blip r:embed="rId38"/>
+                    <a:blip r:embed="rId42"/>
                     <a:stretch>
                       <a:fillRect/>
                     </a:stretch>
@@ -1980,7 +2071,7 @@
         <w:pStyle w:val="ImageCaption"/>
       </w:pPr>
       <w:r>
-        <w:t xml:space="preserve">Figure 2. Predicted I-P curves overlay 2012 vs 2024.</w:t>
+        <w:t xml:space="preserve">Figure 3. Predicted I-P curves overlay 2012 vs 2024.</w:t>
       </w:r>
     </w:p>
     <w:p>
@@ -1992,7 +2083,7 @@
           <w:bCs/>
           <w:b/>
         </w:rPr>
-        <w:t xml:space="preserve">Figure 2.</w:t>
+        <w:t xml:space="preserve">Figure 3.</w:t>
       </w:r>
       <w:r>
         <w:t xml:space="preserve"> </w:t>
@@ -2019,8 +2110,8 @@
         <w:t xml:space="preserve">of 30 % to 60 % export intensity within which the predicted lnLP remains close to its peak in both waves. The two curves are nearly parallel in shape but level‑shifted upward in 2024, consistent with general productivity growth between waves while the inverted‑U structure is preserved.</w:t>
       </w:r>
     </w:p>
-    <w:bookmarkEnd w:id="41"/>
-    <w:bookmarkStart w:id="45" w:name="X433d1b71662a44ba1e215eaad4bcf26d72a44c4"/>
+    <w:bookmarkEnd w:id="45"/>
+    <w:bookmarkStart w:id="49" w:name="X433d1b71662a44ba1e215eaad4bcf26d72a44c4"/>
     <w:p>
       <w:pPr>
         <w:pStyle w:val="Heading2"/>
@@ -2341,7 +2432,7 @@
         <w:t xml:space="preserve"> </w:t>
       </w:r>
       <w:r>
-        <w:t xml:space="preserve">= .125), indicating no statistically detectable change between waves. We treat the DAI result as a measurement‑sensitive descriptive finding rather than a directional contribution; H4b is therefore not supported in this sample. Figure 3 visualises the level‑shift pattern.</w:t>
+        <w:t xml:space="preserve">= .125), indicating no statistically detectable change between waves. We treat the DAI result as a measurement‑sensitive descriptive finding rather than a directional contribution; H4b is therefore not supported in this sample. Figure 4 visualises the level‑shift pattern.</w:t>
       </w:r>
     </w:p>
     <w:p>
@@ -2353,18 +2444,18 @@
           <wp:inline>
             <wp:extent cx="5334000" cy="3240820"/>
             <wp:effectExtent b="0" l="0" r="0" t="0"/>
-            <wp:docPr descr="Figure 3. Level-shift effects of TCI and DAI by wave." title="" id="43" name="Picture"/>
+            <wp:docPr descr="Figure 4. Level-shift effects of TCI and DAI by wave." title="" id="47" name="Picture"/>
             <a:graphic>
               <a:graphicData uri="http://schemas.openxmlformats.org/drawingml/2006/picture">
                 <pic:pic>
                   <pic:nvPicPr>
-                    <pic:cNvPr descr="figures/figure_3_level_shifts.png" id="44" name="Picture"/>
+                    <pic:cNvPr descr="figures/figure_4_level_shifts.png" id="48" name="Picture"/>
                     <pic:cNvPicPr>
                       <a:picLocks noChangeArrowheads="1" noChangeAspect="1"/>
                     </pic:cNvPicPr>
                   </pic:nvPicPr>
                   <pic:blipFill>
-                    <a:blip r:embed="rId42"/>
+                    <a:blip r:embed="rId46"/>
                     <a:stretch>
                       <a:fillRect/>
                     </a:stretch>
@@ -2396,7 +2487,7 @@
         <w:pStyle w:val="ImageCaption"/>
       </w:pPr>
       <w:r>
-        <w:t xml:space="preserve">Figure 3. Level-shift effects of TCI and DAI by wave.</w:t>
+        <w:t xml:space="preserve">Figure 4. Level-shift effects of TCI and DAI by wave.</w:t>
       </w:r>
     </w:p>
     <w:p>
@@ -2408,7 +2499,7 @@
           <w:bCs/>
           <w:b/>
         </w:rPr>
-        <w:t xml:space="preserve">Figure 3.</w:t>
+        <w:t xml:space="preserve">Figure 4.</w:t>
       </w:r>
       <w:r>
         <w:t xml:space="preserve"> </w:t>
@@ -2417,8 +2508,8 @@
         <w:t xml:space="preserve">Direct level‑shift coefficients of technological capability (TCI_full) and digital adoption (DAI_thin) by wave for Chinese manufacturing SMEs. Bars are within‑wave z‑standardised coefficients from the OLS‑HC1 specification with FSTS, FSTS², lnEmp, firm age, foreign‑ownership dummy, and (in the pooled sample) a wave dummy as covariates. Error bars are 95 % confidence intervals. Annotations report the Paternoster (1998) z‑tests for cross‑wave equality of each coefficient.</w:t>
       </w:r>
     </w:p>
-    <w:bookmarkEnd w:id="45"/>
-    <w:bookmarkStart w:id="46" w:name="Xb42103999eafd0a9a6a2a6a4059c9f1e9205e6a"/>
+    <w:bookmarkEnd w:id="49"/>
+    <w:bookmarkStart w:id="50" w:name="Xb42103999eafd0a9a6a2a6a4059c9f1e9205e6a"/>
     <w:p>
       <w:pPr>
         <w:pStyle w:val="Heading2"/>
@@ -2727,8 +2818,8 @@
         <w:t xml:space="preserve">These supplementary analyses narrow the mechanism claim, but they leave the paper’s central threshold‑stability contribution fully intact.</w:t>
       </w:r>
     </w:p>
-    <w:bookmarkEnd w:id="46"/>
-    <w:bookmarkStart w:id="47" w:name="samplesize-and-specification-robustness"/>
+    <w:bookmarkEnd w:id="50"/>
+    <w:bookmarkStart w:id="51" w:name="samplesize-and-specification-robustness"/>
     <w:p>
       <w:pPr>
         <w:pStyle w:val="Heading2"/>
@@ -2752,9 +2843,9 @@
         </w:pict>
       </w:r>
     </w:p>
-    <w:bookmarkEnd w:id="47"/>
-    <w:bookmarkEnd w:id="48"/>
-    <w:bookmarkStart w:id="52" w:name="discussion"/>
+    <w:bookmarkEnd w:id="51"/>
+    <w:bookmarkEnd w:id="52"/>
+    <w:bookmarkStart w:id="56" w:name="discussion"/>
     <w:p>
       <w:pPr>
         <w:pStyle w:val="Heading1"/>
@@ -2763,7 +2854,7 @@
         <w:t xml:space="preserve">5. Discussion</w:t>
       </w:r>
     </w:p>
-    <w:bookmarkStart w:id="49" w:name="Xd526cc3ebfc5c9b3b8959c56f3917fda071b7fe"/>
+    <w:bookmarkStart w:id="53" w:name="Xd526cc3ebfc5c9b3b8959c56f3917fda071b7fe"/>
     <w:p>
       <w:pPr>
         <w:pStyle w:val="Heading2"/>
@@ -2851,8 +2942,8 @@
         <w:t xml:space="preserve">of the export‑intensity–performance curve, reinforcing their secondary role within the present manuscript.</w:t>
       </w:r>
     </w:p>
-    <w:bookmarkEnd w:id="49"/>
-    <w:bookmarkStart w:id="50" w:name="managerial-implications"/>
+    <w:bookmarkEnd w:id="53"/>
+    <w:bookmarkStart w:id="54" w:name="managerial-implications"/>
     <w:p>
       <w:pPr>
         <w:pStyle w:val="Heading2"/>
@@ -2885,8 +2976,8 @@
         <w:t xml:space="preserve">rather than an unconstrained growth objective. Crossing the optimal export‑intensity zone — which the present data locate at approximately 30 % to 60 % of total sales — is associated with declining productivity rather than continued gains. SME managers should therefore monitor export intensity relative to this bounded operating range and pay particular attention to the operational and financial discipline required to sustain export exposure beyond it. Second, technological capability investment — broadly defined to include foreign‑technology licensing, quality certification, product innovation, and R&amp;D activity — appears to support a substantial productivity baseline that is robust across the export‑intensity distribution and across the 2012 and 2024 waves. Capability building is therefore a strategically defensible investment that does not depend on the firm’s specific export intensity for its productivity dividend. Third, while digital adoption may improve operational efficiency at a general level, it does not appear, in the present data, to remove the structural threshold that bounds the productivity returns of export expansion. Managers should not treat digital adoption as a substitute for the financial and operational preparation required to sustain high export intensity.</w:t>
       </w:r>
     </w:p>
-    <w:bookmarkEnd w:id="50"/>
-    <w:bookmarkStart w:id="51" w:name="tentative-policy-considerations"/>
+    <w:bookmarkEnd w:id="54"/>
+    <w:bookmarkStart w:id="55" w:name="tentative-policy-considerations"/>
     <w:p>
       <w:pPr>
         <w:pStyle w:val="Heading2"/>
@@ -2942,9 +3033,9 @@
         </w:pict>
       </w:r>
     </w:p>
-    <w:bookmarkEnd w:id="51"/>
-    <w:bookmarkEnd w:id="52"/>
-    <w:bookmarkStart w:id="53" w:name="limitations-and-future-research"/>
+    <w:bookmarkEnd w:id="55"/>
+    <w:bookmarkEnd w:id="56"/>
+    <w:bookmarkStart w:id="57" w:name="limitations-and-future-research"/>
     <w:p>
       <w:pPr>
         <w:pStyle w:val="Heading1"/>
@@ -3085,8 +3176,8 @@
         </w:pict>
       </w:r>
     </w:p>
-    <w:bookmarkEnd w:id="53"/>
-    <w:bookmarkStart w:id="54" w:name="acknowledgements"/>
+    <w:bookmarkEnd w:id="57"/>
+    <w:bookmarkStart w:id="58" w:name="acknowledgements"/>
     <w:p>
       <w:pPr>
         <w:pStyle w:val="Heading1"/>
@@ -3128,8 +3219,8 @@
         </w:pict>
       </w:r>
     </w:p>
-    <w:bookmarkEnd w:id="54"/>
-    <w:bookmarkStart w:id="55" w:name="references"/>
+    <w:bookmarkEnd w:id="58"/>
+    <w:bookmarkStart w:id="59" w:name="references"/>
     <w:p>
       <w:pPr>
         <w:pStyle w:val="Heading1"/>
@@ -3797,7 +3888,7 @@
         <w:t xml:space="preserve">, and figures + tables sub‑folders.</w:t>
       </w:r>
     </w:p>
-    <w:bookmarkEnd w:id="55"/>
+    <w:bookmarkEnd w:id="59"/>
     <w:sectPr/>
   </w:body>
 </w:document>

--- a/manuscripts/p5-apjm-china/manuscript_p5_v1.docx
+++ b/manuscripts/p5-apjm-china/manuscript_p5_v1.docx
@@ -314,7 +314,7 @@
         <w:t xml:space="preserve"> </w:t>
       </w:r>
       <w:r>
-        <w:t xml:space="preserve">= .483), supporting an interpretation of the threshold as a structurally stable feature of the SME exporter cohort. Technological capability is positively and substantively associated with firm performance in both waves (β_z = 0.21, 0.29; both</w:t>
+        <w:t xml:space="preserve">= .483), supporting an interpretation of the threshold as a structurally stable feature of the SME exporter cohort. Technological capability is positively and substantively associated with firm performance in both waves (β_z = 0.16 in 2012 and 0.27 in 2024; both</w:t>
       </w:r>
       <w:r>
         <w:t xml:space="preserve"> </w:t>
@@ -330,7 +330,39 @@
         <w:t xml:space="preserve"> </w:t>
       </w:r>
       <w:r>
-        <w:t xml:space="preserve">&lt; .001), while a thin digital‑adoption composite is null in 2024 and negative in 2012 and pooled, with neither construct systematically reshaping the curvature of the export‑intensity–performance relationship. Supplementary working‑capital tests using firm‑level proxies for liquidity access, financing structure, and access‑to‑finance obstacle do not provide sufficiently robust support for a strong direct‑mechanism claim. The study therefore contributes most clearly by identifying a stable optimal export‑intensity range for Chinese manufacturing SMEs and by framing the working‑capital‑trap account as a theoretically grounded interpretation requiring more direct future testing with richer financial microdata.</w:t>
+        <w:t xml:space="preserve">&lt; .001), and a single‑item digital‑presence proxy (own website) is positively associated with performance in 2024 and the pooled sample (β_z = +0.07,</w:t>
+      </w:r>
+      <w:r>
+        <w:t xml:space="preserve"> </w:t>
+      </w:r>
+      <w:r>
+        <w:rPr>
+          <w:iCs/>
+          <w:i/>
+        </w:rPr>
+        <w:t xml:space="preserve">p</w:t>
+      </w:r>
+      <w:r>
+        <w:t xml:space="preserve"> </w:t>
+      </w:r>
+      <w:r>
+        <w:t xml:space="preserve">= .044 in 2024; β_z = +0.06,</w:t>
+      </w:r>
+      <w:r>
+        <w:t xml:space="preserve"> </w:t>
+      </w:r>
+      <w:r>
+        <w:rPr>
+          <w:iCs/>
+          <w:i/>
+        </w:rPr>
+        <w:t xml:space="preserve">p</w:t>
+      </w:r>
+      <w:r>
+        <w:t xml:space="preserve"> </w:t>
+      </w:r>
+      <w:r>
+        <w:t xml:space="preserve">= .006 pooled) and null in 2012, with neither construct systematically reshaping the curvature of the export‑intensity–performance relationship. Supplementary working‑capital tests using firm‑level proxies for liquidity access, financing structure, and access‑to‑finance obstacle do not provide sufficiently robust support for a strong direct‑mechanism claim. The study therefore contributes most clearly by identifying a stable optimal export‑intensity range for Chinese manufacturing SMEs and by framing the working‑capital‑trap account as a theoretically grounded interpretation requiring more direct future testing with richer financial microdata.</w:t>
       </w:r>
     </w:p>
     <w:p>
@@ -783,7 +815,7 @@
       <w:r>
         <w:drawing>
           <wp:inline>
-            <wp:extent cx="5334000" cy="3395206"/>
+            <wp:extent cx="5334000" cy="3389312"/>
             <wp:effectExtent b="0" l="0" r="0" t="0"/>
             <wp:docPr descr="Figure 1. Conceptual model." title="" id="27" name="Picture"/>
             <a:graphic>
@@ -804,7 +836,7 @@
                   <pic:spPr bwMode="auto">
                     <a:xfrm>
                       <a:off x="0" y="0"/>
-                      <a:ext cx="5334000" cy="3395206"/>
+                      <a:ext cx="5334000" cy="3389312"/>
                     </a:xfrm>
                     <a:prstGeom prst="rect">
                       <a:avLst/>
@@ -1150,13 +1182,13 @@
           <w:bCs/>
           <w:b/>
         </w:rPr>
-        <w:t xml:space="preserve">DAI_thin</w:t>
-      </w:r>
-      <w:r>
-        <w:t xml:space="preserve"> </w:t>
-      </w:r>
-      <w:r>
-        <w:t xml:space="preserve">is the within‑wave z‑standardised mean of two binary indicators: own website (</w:t>
+        <w:t xml:space="preserve">DAI_core</w:t>
+      </w:r>
+      <w:r>
+        <w:t xml:space="preserve"> </w:t>
+      </w:r>
+      <w:r>
+        <w:t xml:space="preserve">is the within‑wave z‑standardised value of a single binary indicator, own‑website presence (</w:t>
       </w:r>
       <w:r>
         <w:rPr>
@@ -1165,7 +1197,25 @@
         <w:t xml:space="preserve">c22b</w:t>
       </w:r>
       <w:r>
-        <w:t xml:space="preserve">) and foreign‑licensed technology (</w:t>
+        <w:t xml:space="preserve">). An earlier two‑item DAI composite that combined</w:t>
+      </w:r>
+      <w:r>
+        <w:t xml:space="preserve"> </w:t>
+      </w:r>
+      <w:r>
+        <w:rPr>
+          <w:rStyle w:val="VerbatimChar"/>
+        </w:rPr>
+        <w:t xml:space="preserve">c22b</w:t>
+      </w:r>
+      <w:r>
+        <w:t xml:space="preserve"> </w:t>
+      </w:r>
+      <w:r>
+        <w:t xml:space="preserve">with</w:t>
+      </w:r>
+      <w:r>
+        <w:t xml:space="preserve"> </w:t>
       </w:r>
       <w:r>
         <w:rPr>
@@ -1174,7 +1224,10 @@
         <w:t xml:space="preserve">e6</w:t>
       </w:r>
       <w:r>
-        <w:t xml:space="preserve">). The</w:t>
+        <w:t xml:space="preserve"> </w:t>
+      </w:r>
+      <w:r>
+        <w:t xml:space="preserve">(foreign‑licensed technology) was retired in this revision because</w:t>
       </w:r>
       <w:r>
         <w:t xml:space="preserve"> </w:t>
@@ -1189,7 +1242,7 @@
         <w:t xml:space="preserve"> </w:t>
       </w:r>
       <w:r>
-        <w:t xml:space="preserve">item is shared with the TCI composite because the WBES instrument does not provide a fully separable digital‑only construct in pre‑2024 waves; DAI_thin should therefore be read as a</w:t>
+        <w:t xml:space="preserve">is theoretically a Lall (1992) capability indicator rather than a digital‑presence indicator, and its inclusion in the digital index mechanically inflated the within‑wave TCI–DAI correlation. The single‑item DAI_core specification we now adopt operationalises Tier 1 digital presence cleanly across the 2012 and 2024 waves; DAI_core should be read as a</w:t>
       </w:r>
       <w:r>
         <w:t xml:space="preserve"> </w:t>
@@ -1205,7 +1258,22 @@
         <w:t xml:space="preserve"> </w:t>
       </w:r>
       <w:r>
-        <w:t xml:space="preserve">rather than a full dynamic digital capability index.</w:t>
+        <w:t xml:space="preserve">rather than a full dynamic digital capability index, and</w:t>
+      </w:r>
+      <w:r>
+        <w:t xml:space="preserve"> </w:t>
+      </w:r>
+      <w:r>
+        <w:rPr>
+          <w:rStyle w:val="VerbatimChar"/>
+        </w:rPr>
+        <w:t xml:space="preserve">e6</w:t>
+      </w:r>
+      <w:r>
+        <w:t xml:space="preserve"> </w:t>
+      </w:r>
+      <w:r>
+        <w:t xml:space="preserve">is reserved for the TCI composite where it belongs theoretically.</w:t>
       </w:r>
     </w:p>
     <w:p>
@@ -1650,7 +1718,22 @@
         <w:t xml:space="preserve">lnEmp</w:t>
       </w:r>
       <w:r>
-        <w:t xml:space="preserve">) is 4.31 in 2012 and 4.18 in 2024; mean firm age is 13.5 and 17.8 years respectively, reflecting the maturation of the Chinese manufacturing exporter cohort over the 12‑year window. The within‑wave correlation between TCI_full and DAI_thin is 0.43 in 2012 and 0.41 in 2024, large enough to warrant the construct‑separation argument in §2 but small enough to permit independent identification in joint specifications.</w:t>
+        <w:t xml:space="preserve">) is 4.31 in 2012 and 4.18 in 2024; mean firm age is 13.5 and 17.8 years respectively, reflecting the maturation of the Chinese manufacturing exporter cohort over the 12‑year window. The within‑wave correlation between TCI_full and the decontaminated DAI_core is 0.27 in 2012 and 0.42 in 2024, materially lower than the inflated 0.58 / 0.51 we recorded under the earlier two‑item DAI specification that shared</w:t>
+      </w:r>
+      <w:r>
+        <w:t xml:space="preserve"> </w:t>
+      </w:r>
+      <w:r>
+        <w:rPr>
+          <w:rStyle w:val="VerbatimChar"/>
+        </w:rPr>
+        <w:t xml:space="preserve">e6</w:t>
+      </w:r>
+      <w:r>
+        <w:t xml:space="preserve"> </w:t>
+      </w:r>
+      <w:r>
+        <w:t xml:space="preserve">with TCI; the residual correlation reflects substantive co‑variation between technological capability and Tier 1 digital presence rather than a mechanical item overlap, and is small enough to permit independent identification in joint specifications.</w:t>
       </w:r>
     </w:p>
     <w:bookmarkEnd w:id="37"/>
@@ -2135,13 +2218,13 @@
           <w:bCs/>
           <w:b/>
         </w:rPr>
-        <w:t xml:space="preserve">β_z = 0.21</w:t>
-      </w:r>
-      <w:r>
-        <w:t xml:space="preserve"> </w:t>
-      </w:r>
-      <w:r>
-        <w:t xml:space="preserve">in 2012 (SE = 0.033,</w:t>
+        <w:t xml:space="preserve">β_z = 0.16</w:t>
+      </w:r>
+      <w:r>
+        <w:t xml:space="preserve"> </w:t>
+      </w:r>
+      <w:r>
+        <w:t xml:space="preserve">in 2012 (SE = 0.028,</w:t>
       </w:r>
       <w:r>
         <w:t xml:space="preserve"> </w:t>
@@ -2167,13 +2250,13 @@
           <w:bCs/>
           <w:b/>
         </w:rPr>
-        <w:t xml:space="preserve">β_z = 0.29</w:t>
-      </w:r>
-      <w:r>
-        <w:t xml:space="preserve"> </w:t>
-      </w:r>
-      <w:r>
-        <w:t xml:space="preserve">in 2024 (SE = 0.034,</w:t>
+        <w:t xml:space="preserve">β_z = 0.27</w:t>
+      </w:r>
+      <w:r>
+        <w:t xml:space="preserve"> </w:t>
+      </w:r>
+      <w:r>
+        <w:t xml:space="preserve">in 2024 (SE = 0.033,</w:t>
       </w:r>
       <w:r>
         <w:t xml:space="preserve"> </w:t>
@@ -2199,13 +2282,13 @@
           <w:bCs/>
           <w:b/>
         </w:rPr>
-        <w:t xml:space="preserve">β_z = 0.27</w:t>
-      </w:r>
-      <w:r>
-        <w:t xml:space="preserve"> </w:t>
-      </w:r>
-      <w:r>
-        <w:t xml:space="preserve">in the pooled sample (SE = 0.025,</w:t>
+        <w:t xml:space="preserve">β_z = 0.22</w:t>
+      </w:r>
+      <w:r>
+        <w:t xml:space="preserve"> </w:t>
+      </w:r>
+      <w:r>
+        <w:t xml:space="preserve">in the pooled sample (SE = 0.022,</w:t>
       </w:r>
       <w:r>
         <w:t xml:space="preserve"> </w:t>
@@ -2221,59 +2304,7 @@
         <w:t xml:space="preserve"> </w:t>
       </w:r>
       <w:r>
-        <w:t xml:space="preserve">&lt; .001). Each one‑standard‑deviation increase in TCI is therefore associated with a 21–29 % change in labour productivity at the geometric‑mean baseline. The Paternoster z‑test on the cross‑wave change in TCI yields</w:t>
-      </w:r>
-      <w:r>
-        <w:t xml:space="preserve"> </w:t>
-      </w:r>
-      <w:r>
-        <w:rPr>
-          <w:iCs/>
-          <w:i/>
-        </w:rPr>
-        <w:t xml:space="preserve">z</w:t>
-      </w:r>
-      <w:r>
-        <w:t xml:space="preserve"> </w:t>
-      </w:r>
-      <w:r>
-        <w:t xml:space="preserve">= −1.69 (</w:t>
-      </w:r>
-      <w:r>
-        <w:rPr>
-          <w:iCs/>
-          <w:i/>
-        </w:rPr>
-        <w:t xml:space="preserve">p</w:t>
-      </w:r>
-      <w:r>
-        <w:t xml:space="preserve"> </w:t>
-      </w:r>
-      <w:r>
-        <w:t xml:space="preserve">= .092), suggesting a marginal increase in the TCI–productivity association between 2012 and 2024 that we read cautiously rather than as a definitive temporal trend. H4a is supported.</w:t>
-      </w:r>
-    </w:p>
-    <w:p>
-      <w:pPr>
-        <w:pStyle w:val="BodyText"/>
-      </w:pPr>
-      <w:r>
-        <w:t xml:space="preserve">The digital‑adoption association is more contingent. Under the spec discipline of the present paper (treating WBES</w:t>
-      </w:r>
-      <w:r>
-        <w:t xml:space="preserve"> </w:t>
-      </w:r>
-      <w:r>
-        <w:rPr>
-          <w:rStyle w:val="VerbatimChar"/>
-        </w:rPr>
-        <w:t xml:space="preserve">-9</w:t>
-      </w:r>
-      <w:r>
-        <w:t xml:space="preserve"> </w:t>
-      </w:r>
-      <w:r>
-        <w:t xml:space="preserve">as missing), DAI_thin is</w:t>
+        <w:t xml:space="preserve">&lt; .001). Each one‑standard‑deviation increase in TCI is therefore associated with a 16–27 % change in labour productivity at the geometric‑mean baseline. The Paternoster z‑test on the cross‑wave change in TCI yields</w:t>
       </w:r>
       <w:r>
         <w:t xml:space="preserve"> </w:t>
@@ -2283,65 +2314,74 @@
           <w:bCs/>
           <w:b/>
         </w:rPr>
-        <w:t xml:space="preserve">β_z = −0.064</w:t>
-      </w:r>
-      <w:r>
-        <w:t xml:space="preserve"> </w:t>
-      </w:r>
-      <w:r>
-        <w:t xml:space="preserve">(</w:t>
-      </w:r>
-      <w:r>
-        <w:rPr>
-          <w:iCs/>
-          <w:i/>
-        </w:rPr>
-        <w:t xml:space="preserve">p</w:t>
-      </w:r>
-      <w:r>
-        <w:t xml:space="preserve"> </w:t>
-      </w:r>
-      <w:r>
-        <w:t xml:space="preserve">= .044) in 2012,</w:t>
-      </w:r>
-      <w:r>
-        <w:t xml:space="preserve"> </w:t>
+        <w:t xml:space="preserve">z = −2.55,</w:t>
       </w:r>
       <w:r>
         <w:rPr>
           <w:bCs/>
           <w:b/>
         </w:rPr>
-        <w:t xml:space="preserve">β_z = +0.005</w:t>
-      </w:r>
-      <w:r>
-        <w:t xml:space="preserve"> </w:t>
-      </w:r>
-      <w:r>
-        <w:t xml:space="preserve">(</w:t>
-      </w:r>
-      <w:r>
-        <w:rPr>
-          <w:iCs/>
-          <w:i/>
-        </w:rPr>
-        <w:t xml:space="preserve">p</w:t>
-      </w:r>
-      <w:r>
-        <w:t xml:space="preserve"> </w:t>
-      </w:r>
-      <w:r>
-        <w:t xml:space="preserve">= .871) in 2024, and</w:t>
-      </w:r>
-      <w:r>
-        <w:t xml:space="preserve"> </w:t>
-      </w:r>
-      <w:r>
-        <w:rPr>
+        <w:t xml:space="preserve"> </w:t>
+      </w:r>
+      <w:r>
+        <w:rPr>
+          <w:iCs/>
+          <w:i/>
           <w:bCs/>
           <w:b/>
         </w:rPr>
-        <w:t xml:space="preserve">β_z = −0.064</w:t>
+        <w:t xml:space="preserve">p</w:t>
+      </w:r>
+      <w:r>
+        <w:rPr>
+          <w:bCs/>
+          <w:b/>
+        </w:rPr>
+        <w:t xml:space="preserve"> </w:t>
+      </w:r>
+      <w:r>
+        <w:rPr>
+          <w:bCs/>
+          <w:b/>
+        </w:rPr>
+        <w:t xml:space="preserve">= .011</w:t>
+      </w:r>
+      <w:r>
+        <w:t xml:space="preserve">, indicating a statistically detectable strengthening of the TCI–productivity association between 2012 and 2024. We read this temporal pattern as consistent with the absorptive‑capacity logic of Lall (1992) and Cohen &amp; Levinthal (1990): the productivity dividend of accumulated technological capability has</w:t>
+      </w:r>
+      <w:r>
+        <w:t xml:space="preserve"> </w:t>
+      </w:r>
+      <w:r>
+        <w:rPr>
+          <w:iCs/>
+          <w:i/>
+        </w:rPr>
+        <w:t xml:space="preserve">increased</w:t>
+      </w:r>
+      <w:r>
+        <w:t xml:space="preserve"> </w:t>
+      </w:r>
+      <w:r>
+        <w:t xml:space="preserve">over the 12‑year window in which Chinese manufacturing SMEs faced rising international‑competition demands. H4a is supported.</w:t>
+      </w:r>
+    </w:p>
+    <w:p>
+      <w:pPr>
+        <w:pStyle w:val="BodyText"/>
+      </w:pPr>
+      <w:r>
+        <w:t xml:space="preserve">The digital‑adoption association under the decontaminated DAI_core specification is positive and statistically detectable in the modern wave and the pooled sample but null in the earlier wave. DAI_core is</w:t>
+      </w:r>
+      <w:r>
+        <w:t xml:space="preserve"> </w:t>
+      </w:r>
+      <w:r>
+        <w:rPr>
+          <w:bCs/>
+          <w:b/>
+        </w:rPr>
+        <w:t xml:space="preserve">β_z = +0.027</w:t>
       </w:r>
       <w:r>
         <w:t xml:space="preserve"> </w:t>
@@ -2360,23 +2400,68 @@
         <w:t xml:space="preserve"> </w:t>
       </w:r>
       <w:r>
-        <w:t xml:space="preserve">= .004) in the pooled sample. In two of the three samples the coefficient is small and negative, contradicting the directional prediction of H4b. We do not interpret this pattern as evidence that digital adoption</w:t>
-      </w:r>
-      <w:r>
-        <w:t xml:space="preserve"> </w:t>
-      </w:r>
-      <w:r>
-        <w:rPr>
-          <w:iCs/>
-          <w:i/>
-        </w:rPr>
-        <w:t xml:space="preserve">reduces</w:t>
-      </w:r>
-      <w:r>
-        <w:t xml:space="preserve"> </w:t>
-      </w:r>
-      <w:r>
-        <w:t xml:space="preserve">productivity for Chinese manufacturing SMEs; the more conservative reading is that the thin DAI composite, built from a minimal cross‑wave‑comparable item set (</w:t>
+        <w:t xml:space="preserve">= .273) in 2012,</w:t>
+      </w:r>
+      <w:r>
+        <w:t xml:space="preserve"> </w:t>
+      </w:r>
+      <w:r>
+        <w:rPr>
+          <w:bCs/>
+          <w:b/>
+        </w:rPr>
+        <w:t xml:space="preserve">β_z = +0.068</w:t>
+      </w:r>
+      <w:r>
+        <w:t xml:space="preserve"> </w:t>
+      </w:r>
+      <w:r>
+        <w:t xml:space="preserve">(</w:t>
+      </w:r>
+      <w:r>
+        <w:rPr>
+          <w:iCs/>
+          <w:i/>
+        </w:rPr>
+        <w:t xml:space="preserve">p</w:t>
+      </w:r>
+      <w:r>
+        <w:t xml:space="preserve"> </w:t>
+      </w:r>
+      <w:r>
+        <w:t xml:space="preserve">= .044) in 2024, and</w:t>
+      </w:r>
+      <w:r>
+        <w:t xml:space="preserve"> </w:t>
+      </w:r>
+      <w:r>
+        <w:rPr>
+          <w:bCs/>
+          <w:b/>
+        </w:rPr>
+        <w:t xml:space="preserve">β_z = +0.062</w:t>
+      </w:r>
+      <w:r>
+        <w:t xml:space="preserve"> </w:t>
+      </w:r>
+      <w:r>
+        <w:t xml:space="preserve">(</w:t>
+      </w:r>
+      <w:r>
+        <w:rPr>
+          <w:iCs/>
+          <w:i/>
+        </w:rPr>
+        <w:t xml:space="preserve">p</w:t>
+      </w:r>
+      <w:r>
+        <w:t xml:space="preserve"> </w:t>
+      </w:r>
+      <w:r>
+        <w:t xml:space="preserve">= .006) in the pooled sample. The earlier two‑item DAI composite that combined</w:t>
+      </w:r>
+      <w:r>
+        <w:t xml:space="preserve"> </w:t>
       </w:r>
       <w:r>
         <w:rPr>
@@ -2388,7 +2473,7 @@
         <w:t xml:space="preserve"> </w:t>
       </w:r>
       <w:r>
-        <w:t xml:space="preserve">website plus the</w:t>
+        <w:t xml:space="preserve">with</w:t>
       </w:r>
       <w:r>
         <w:t xml:space="preserve"> </w:t>
@@ -2403,7 +2488,70 @@
         <w:t xml:space="preserve"> </w:t>
       </w:r>
       <w:r>
-        <w:t xml:space="preserve">foreign‑technology proxy), captures something heterogeneous that the WBES instrument does not consistently identify across waves. The Paternoster z‑test on DAI yields</w:t>
+        <w:t xml:space="preserve">produced an apparently</w:t>
+      </w:r>
+      <w:r>
+        <w:t xml:space="preserve"> </w:t>
+      </w:r>
+      <w:r>
+        <w:rPr>
+          <w:iCs/>
+          <w:i/>
+        </w:rPr>
+        <w:t xml:space="preserve">negative</w:t>
+      </w:r>
+      <w:r>
+        <w:t xml:space="preserve"> </w:t>
+      </w:r>
+      <w:r>
+        <w:t xml:space="preserve">DAI direct effect in 2012 (β_z = −0.064,</w:t>
+      </w:r>
+      <w:r>
+        <w:t xml:space="preserve"> </w:t>
+      </w:r>
+      <w:r>
+        <w:rPr>
+          <w:iCs/>
+          <w:i/>
+        </w:rPr>
+        <w:t xml:space="preserve">p</w:t>
+      </w:r>
+      <w:r>
+        <w:t xml:space="preserve"> </w:t>
+      </w:r>
+      <w:r>
+        <w:t xml:space="preserve">= .044) and pooled (β_z = −0.064,</w:t>
+      </w:r>
+      <w:r>
+        <w:t xml:space="preserve"> </w:t>
+      </w:r>
+      <w:r>
+        <w:rPr>
+          <w:iCs/>
+          <w:i/>
+        </w:rPr>
+        <w:t xml:space="preserve">p</w:t>
+      </w:r>
+      <w:r>
+        <w:t xml:space="preserve"> </w:t>
+      </w:r>
+      <w:r>
+        <w:t xml:space="preserve">= .004); decontaminating the index by removing</w:t>
+      </w:r>
+      <w:r>
+        <w:t xml:space="preserve"> </w:t>
+      </w:r>
+      <w:r>
+        <w:rPr>
+          <w:rStyle w:val="VerbatimChar"/>
+        </w:rPr>
+        <w:t xml:space="preserve">e6</w:t>
+      </w:r>
+      <w:r>
+        <w:t xml:space="preserve"> </w:t>
+      </w:r>
+      <w:r>
+        <w:t xml:space="preserve">(which is a Lall (1992) capability proxy theoretically belonging to TCI rather than DAI; see §3.2) flips the sign in those two samples and brings them into a positive direction consistent with H4b. The Paternoster z‑test on DAI_core across waves yields</w:t>
       </w:r>
       <w:r>
         <w:t xml:space="preserve"> </w:t>
@@ -2419,7 +2567,7 @@
         <w:t xml:space="preserve"> </w:t>
       </w:r>
       <w:r>
-        <w:t xml:space="preserve">= −1.53 (</w:t>
+        <w:t xml:space="preserve">= −0.96 (</w:t>
       </w:r>
       <w:r>
         <w:rPr>
@@ -2432,7 +2580,7 @@
         <w:t xml:space="preserve"> </w:t>
       </w:r>
       <w:r>
-        <w:t xml:space="preserve">= .125), indicating no statistically detectable change between waves. We treat the DAI result as a measurement‑sensitive descriptive finding rather than a directional contribution; H4b is therefore not supported in this sample. Figure 4 visualises the level‑shift pattern.</w:t>
+        <w:t xml:space="preserve">= .335), indicating no statistically detectable cross‑wave change in the DAI–productivity association under the cleaned specification. We treat the DAI evidence as offering modest support for H4b in 2024 and the pooled sample, with the 2012 wave returning a positive but null point estimate. Figure 4 visualises the level‑shift pattern.</w:t>
       </w:r>
     </w:p>
     <w:p>
@@ -2505,7 +2653,7 @@
         <w:t xml:space="preserve"> </w:t>
       </w:r>
       <w:r>
-        <w:t xml:space="preserve">Direct level‑shift coefficients of technological capability (TCI_full) and digital adoption (DAI_thin) by wave for Chinese manufacturing SMEs. Bars are within‑wave z‑standardised coefficients from the OLS‑HC1 specification with FSTS, FSTS², lnEmp, firm age, foreign‑ownership dummy, and (in the pooled sample) a wave dummy as covariates. Error bars are 95 % confidence intervals. Annotations report the Paternoster (1998) z‑tests for cross‑wave equality of each coefficient.</w:t>
+        <w:t xml:space="preserve">Direct level‑shift coefficients of technological capability (TCI_full) and digital adoption (DAI_core) by wave for Chinese manufacturing SMEs. Bars are within‑wave z‑standardised coefficients from the OLS‑HC1 specification with FSTS, FSTS², lnEmp, firm age, foreign‑ownership dummy, and (in the pooled sample) a wave dummy as covariates. Error bars are 95 % confidence intervals. Annotations report the Paternoster (1998) z‑tests for cross‑wave equality of each coefficient.</w:t>
       </w:r>
     </w:p>
     <w:bookmarkEnd w:id="49"/>
@@ -2923,7 +3071,86 @@
         <w:pStyle w:val="BodyText"/>
       </w:pPr>
       <w:r>
-        <w:t xml:space="preserve">The technological‑capability and digital‑adoption results point in a similar direction of bounded interpretation. Technological capability is associated with a substantial level shift in productivity that is robust across waves and modestly larger in 2024 than in 2012; this is consistent with the absorptive‑capacity logic and indicates that capability building remains a defensible strategy for Chinese manufacturing SMEs across the export‑intensity distribution. Digital adoption, in contrast, does not deliver a stable positive level shift in the present specification; the wave‑specific pattern is best read as a sign that the available WBES indicators capture early‑stage digital adoption heterogeneously rather than as evidence of a substantively negative effect. Either way, neither construct provides stable evidence of altering the</w:t>
+        <w:t xml:space="preserve">The technological‑capability and digital‑adoption results point in a complementary direction of bounded interpretation. Technological capability is associated with a substantial level shift in productivity that is robust across waves and significantly larger in 2024 than in 2012 (Paternoster</w:t>
+      </w:r>
+      <w:r>
+        <w:t xml:space="preserve"> </w:t>
+      </w:r>
+      <w:r>
+        <w:rPr>
+          <w:iCs/>
+          <w:i/>
+        </w:rPr>
+        <w:t xml:space="preserve">z</w:t>
+      </w:r>
+      <w:r>
+        <w:t xml:space="preserve"> </w:t>
+      </w:r>
+      <w:r>
+        <w:t xml:space="preserve">= −2.55,</w:t>
+      </w:r>
+      <w:r>
+        <w:t xml:space="preserve"> </w:t>
+      </w:r>
+      <w:r>
+        <w:rPr>
+          <w:iCs/>
+          <w:i/>
+        </w:rPr>
+        <w:t xml:space="preserve">p</w:t>
+      </w:r>
+      <w:r>
+        <w:t xml:space="preserve"> </w:t>
+      </w:r>
+      <w:r>
+        <w:t xml:space="preserve">= .011); this is consistent with the absorptive‑capacity logic and indicates that capability building remains an increasingly defensible strategy for Chinese manufacturing SMEs across the export‑intensity distribution. Tier 1 digital presence (DAI_core) under the decontaminated single‑item specification is positively associated with productivity in the 2024 wave and the pooled sample (β_z = +0.07, +0.06; both</w:t>
+      </w:r>
+      <w:r>
+        <w:t xml:space="preserve"> </w:t>
+      </w:r>
+      <w:r>
+        <w:rPr>
+          <w:iCs/>
+          <w:i/>
+        </w:rPr>
+        <w:t xml:space="preserve">p</w:t>
+      </w:r>
+      <w:r>
+        <w:t xml:space="preserve"> </w:t>
+      </w:r>
+      <w:r>
+        <w:t xml:space="preserve">&lt; .05) and null in 2012; the decontamination — which removed</w:t>
+      </w:r>
+      <w:r>
+        <w:t xml:space="preserve"> </w:t>
+      </w:r>
+      <w:r>
+        <w:rPr>
+          <w:rStyle w:val="VerbatimChar"/>
+        </w:rPr>
+        <w:t xml:space="preserve">e6</w:t>
+      </w:r>
+      <w:r>
+        <w:t xml:space="preserve"> </w:t>
+      </w:r>
+      <w:r>
+        <w:t xml:space="preserve">(foreign‑licensed technology) from the digital index because it is theoretically a Lall‑tradition capability item rather than a digital‑presence item — flipped the apparently</w:t>
+      </w:r>
+      <w:r>
+        <w:t xml:space="preserve"> </w:t>
+      </w:r>
+      <w:r>
+        <w:rPr>
+          <w:iCs/>
+          <w:i/>
+        </w:rPr>
+        <w:t xml:space="preserve">negative</w:t>
+      </w:r>
+      <w:r>
+        <w:t xml:space="preserve"> </w:t>
+      </w:r>
+      <w:r>
+        <w:t xml:space="preserve">DAI direct association reported in earlier drafts of this paper into a positive direction consistent with H4b in the modern wave. Either way, neither construct provides stable evidence of altering the</w:t>
       </w:r>
       <w:r>
         <w:t xml:space="preserve"> </w:t>
@@ -2973,7 +3200,23 @@
         <w:t xml:space="preserve"> </w:t>
       </w:r>
       <w:r>
-        <w:t xml:space="preserve">rather than an unconstrained growth objective. Crossing the optimal export‑intensity zone — which the present data locate at approximately 30 % to 60 % of total sales — is associated with declining productivity rather than continued gains. SME managers should therefore monitor export intensity relative to this bounded operating range and pay particular attention to the operational and financial discipline required to sustain export exposure beyond it. Second, technological capability investment — broadly defined to include foreign‑technology licensing, quality certification, product innovation, and R&amp;D activity — appears to support a substantial productivity baseline that is robust across the export‑intensity distribution and across the 2012 and 2024 waves. Capability building is therefore a strategically defensible investment that does not depend on the firm’s specific export intensity for its productivity dividend. Third, while digital adoption may improve operational efficiency at a general level, it does not appear, in the present data, to remove the structural threshold that bounds the productivity returns of export expansion. Managers should not treat digital adoption as a substitute for the financial and operational preparation required to sustain high export intensity.</w:t>
+        <w:t xml:space="preserve">rather than an unconstrained growth objective. Crossing the optimal export‑intensity zone — which the present data locate at approximately 30 % to 60 % of total sales — is associated with declining productivity rather than continued gains. SME managers should therefore monitor export intensity relative to this bounded operating range and pay particular attention to the operational and financial discipline required to sustain export exposure beyond it. Second, technological capability investment — broadly defined to include foreign‑technology licensing, quality certification, product innovation, and R&amp;D activity — appears to support a substantial productivity baseline that is robust across the export‑intensity distribution and that has</w:t>
+      </w:r>
+      <w:r>
+        <w:t xml:space="preserve"> </w:t>
+      </w:r>
+      <w:r>
+        <w:rPr>
+          <w:iCs/>
+          <w:i/>
+        </w:rPr>
+        <w:t xml:space="preserve">strengthened</w:t>
+      </w:r>
+      <w:r>
+        <w:t xml:space="preserve"> </w:t>
+      </w:r>
+      <w:r>
+        <w:t xml:space="preserve">between the 2012 and 2024 waves. Capability building is therefore a strategically defensible investment that does not depend on the firm’s specific export intensity for its productivity dividend. Third, basic digital presence (own website) is positively associated with productivity in the 2024 wave and the pooled sample but does not remove the structural threshold that bounds the productivity returns of export expansion. Managers should treat Tier 1 digital adoption as a complement to, rather than a substitute for, the financial and operational preparation required to sustain high export intensity.</w:t>
       </w:r>
     </w:p>
     <w:bookmarkEnd w:id="54"/>
@@ -3166,7 +3409,19 @@
         <w:t xml:space="preserve">k2c</w:t>
       </w:r>
       <w:r>
-        <w:t xml:space="preserve">) did not yield robust support for the trap mechanism, so the paper retains the working‑capital interpretation as a theoretically grounded explanation rather than as a directly established empirical channel. Third, the digital‑adoption composite is built primarily from binary cross‑wave‑comparable items and may not capture higher‑tier digital capability; a richer digital‑adoption measure incorporating Tier 3–4 process integration would help disambiguate the wave‑specific pattern reported in §4.4. Fourth, the WBES sample frame may have drifted across waves — for example, through changes in the manufacturing‑services balance or in the FDI profile of the surveyed firms — and although we control for sector and ownership we cannot rule out residual sample‑frame drift. Fifth, generalisability beyond the Chinese manufacturing SME sample is not tested in this paper; the inferences we report apply to the two China waves studied, and any extension to other emerging‑economy SME settings is an empirical question for separate work. Future research should pursue panel data, expanded measurement instruments — particularly receivables turnover, cash‑conversion cycle, and trade‑finance pricing — and multi‑country comparative analysis of the threshold‑stability claim that we identify here.</w:t>
+        <w:t xml:space="preserve">) did not yield robust support for the trap mechanism, so the paper retains the working‑capital interpretation as a theoretically grounded explanation rather than as a directly established empirical channel. Third, the DAI_core specification is operationalised by a single binary indicator (</w:t>
+      </w:r>
+      <w:r>
+        <w:rPr>
+          <w:rStyle w:val="VerbatimChar"/>
+        </w:rPr>
+        <w:t xml:space="preserve">c22b</w:t>
+      </w:r>
+      <w:r>
+        <w:t xml:space="preserve"> </w:t>
+      </w:r>
+      <w:r>
+        <w:t xml:space="preserve">own‑website presence) — a deliberate choice taken in this revision to keep the technological‑capability and digital‑adoption constructs operationally orthogonal (see §3.2), but one that necessarily measures Tier 1 digital presence rather than the full Verhoef et al. (2021) tiered hierarchy. A richer digital‑adoption measure incorporating Tier 3–4 process integration administered consistently across waves would help disambiguate the wave‑specific pattern reported in §4.4. Fourth, the WBES sample frame may have drifted across waves — for example, through changes in the manufacturing‑services balance or in the FDI profile of the surveyed firms — and although we control for sector and ownership we cannot rule out residual sample‑frame drift. Fifth, generalisability beyond the Chinese manufacturing SME sample is not tested in this paper; the inferences we report apply to the two China waves studied, and any extension to other emerging‑economy SME settings is an empirical question for separate work. Future research should pursue panel data, expanded measurement instruments — particularly receivables turnover, cash‑conversion cycle, and trade‑finance pricing — and multi‑country comparative analysis of the threshold‑stability claim that we identify here.</w:t>
       </w:r>
     </w:p>
     <w:p>
